--- a/1. Okruh Kybernetika/5 - Syntéza nelineárních regulačních obvodů/5 - Syntéza nelineárních regulačních obvodů.docx
+++ b/1. Okruh Kybernetika/5 - Syntéza nelineárních regulačních obvodů/5 - Syntéza nelineárních regulačních obvodů.docx
@@ -8,6 +8,9 @@
         <w:ind w:left="567" w:hanging="567"/>
       </w:pPr>
       <w:r>
+        <w:t xml:space="preserve"> </w:t>
+      </w:r>
+      <w:r>
         <w:t>Syntéza nelineární regulačních obvodů.</w:t>
       </w:r>
     </w:p>
@@ -59,7 +62,25 @@
     </w:p>
     <w:p>
       <w:r>
-        <w:t xml:space="preserve">Nelineární regulační obvody s reléovými regulátory patří mezi nejjednodušší regulační obvody a obvykle </w:t>
+        <w:t xml:space="preserve">Nelineární regulační obvody s </w:t>
+      </w:r>
+      <w:r>
+        <w:rPr>
+          <w:highlight w:val="yellow"/>
+        </w:rPr>
+        <w:t>reléovými regulátory</w:t>
+      </w:r>
+      <w:r>
+        <w:t xml:space="preserve"> patří </w:t>
+      </w:r>
+      <w:r>
+        <w:rPr>
+          <w:highlight w:val="yellow"/>
+        </w:rPr>
+        <w:t>mezi nejjednodušší regulační obvody</w:t>
+      </w:r>
+      <w:r>
+        <w:t xml:space="preserve"> a obvykle </w:t>
       </w:r>
       <w:r>
         <w:rPr>
@@ -78,12 +99,54 @@
     </w:p>
     <w:p>
       <w:r>
-        <w:t>Akční veličina nabývá jen dvou úrovní. Využívá se pro méně náročné aplikace. Z principu není možné dosáhnout nulové regulační odchylky. Měřená hodnota charakteristickým způsobem kmitá kolem žádané hodnoty. Regulační odchylku lze snížit zmenšením hystereze. To se však projeví častějším spínáním výkonových členů, které má nepříznivý vliv na životnost elektromechanických spínačů (relé, stykače apod.).</w:t>
-      </w:r>
-    </w:p>
-    <w:p>
-      <w:r>
-        <w:t>Tento typ regulátoru může být zařazen do kategorie nelineárních regulátorů, neboť je realizován prostřednictvím nelineární komponenty (relé).</w:t>
+        <w:rPr>
+          <w:highlight w:val="yellow"/>
+        </w:rPr>
+        <w:t>Akční veličina nabývá jen dvou úrovní</w:t>
+      </w:r>
+      <w:r>
+        <w:t xml:space="preserve">. Využívá se pro méně náročné aplikace. Z </w:t>
+      </w:r>
+      <w:r>
+        <w:rPr>
+          <w:highlight w:val="yellow"/>
+        </w:rPr>
+        <w:t>principu není možné dosáhnout nulové regulační odchylky</w:t>
+      </w:r>
+      <w:r>
+        <w:t xml:space="preserve">. Měřená hodnota charakteristickým způsobem kmitá kolem žádané hodnoty. </w:t>
+      </w:r>
+      <w:r>
+        <w:rPr>
+          <w:highlight w:val="yellow"/>
+        </w:rPr>
+        <w:t>Regulační odchylku lze snížit zmenšením hystereze.</w:t>
+      </w:r>
+      <w:r>
+        <w:t xml:space="preserve"> To se však projeví častějším spínáním výkonových členů, které má nepříznivý vliv na životnost elektromechanických spínačů (relé, stykače apod.).</w:t>
+      </w:r>
+    </w:p>
+    <w:p>
+      <w:r>
+        <w:t xml:space="preserve">Tento typ regulátoru může být </w:t>
+      </w:r>
+      <w:r>
+        <w:rPr>
+          <w:highlight w:val="yellow"/>
+        </w:rPr>
+        <w:t>zařazen do kategorie nelineárních regulátorů</w:t>
+      </w:r>
+      <w:r>
+        <w:t xml:space="preserve">, neboť je realizován prostřednictvím </w:t>
+      </w:r>
+      <w:r>
+        <w:rPr>
+          <w:highlight w:val="yellow"/>
+        </w:rPr>
+        <w:t>nelineární komponenty (relé</w:t>
+      </w:r>
+      <w:r>
+        <w:t>).</w:t>
       </w:r>
     </w:p>
     <w:p>
@@ -173,9 +236,15 @@
     </w:p>
     <w:p>
       <w:r>
+        <w:rPr>
+          <w:highlight w:val="yellow"/>
+        </w:rPr>
         <w:t>Příkladem užití takového regulátoru může být regulace teploty v elektricky odporově vytápěné peci, kde teplota v peci je měřena termočlánkem</w:t>
       </w:r>
       <w:r>
+        <w:rPr>
+          <w:highlight w:val="yellow"/>
+        </w:rPr>
         <w:t>.</w:t>
       </w:r>
       <w:r>
@@ -202,7 +271,13 @@
         <w:t>požadované veličině a regulované veličině je znázorněn na Obr.</w:t>
       </w:r>
       <w:r>
-        <w:t xml:space="preserve"> 2. Z charakteristiky je vidět, že po překročení hodnoty horní meze regulované veličiny </w:t>
+        <w:t xml:space="preserve"> 2. Z charakteristiky je vidět, že </w:t>
+      </w:r>
+      <w:r>
+        <w:rPr>
+          <w:highlight w:val="yellow"/>
+        </w:rPr>
+        <w:t xml:space="preserve">po překročení hodnoty horní meze regulované veličiny </w:t>
       </w:r>
       <m:oMath>
         <m:sSub>
@@ -211,6 +286,7 @@
               <w:rPr>
                 <w:rFonts w:ascii="Cambria Math" w:hAnsi="Cambria Math"/>
                 <w:i/>
+                <w:highlight w:val="yellow"/>
               </w:rPr>
             </m:ctrlPr>
           </m:sSubPr>
@@ -218,6 +294,7 @@
             <m:r>
               <w:rPr>
                 <w:rFonts w:ascii="Cambria Math" w:hAnsi="Cambria Math"/>
+                <w:highlight w:val="yellow"/>
               </w:rPr>
               <m:t>y</m:t>
             </m:r>
@@ -226,6 +303,7 @@
             <m:r>
               <w:rPr>
                 <w:rFonts w:ascii="Cambria Math" w:hAnsi="Cambria Math"/>
+                <w:highlight w:val="yellow"/>
               </w:rPr>
               <m:t>H</m:t>
             </m:r>
@@ -235,13 +313,20 @@
       <w:r>
         <w:rPr>
           <w:rFonts w:eastAsiaTheme="minorEastAsia"/>
+          <w:highlight w:val="yellow"/>
         </w:rPr>
         <w:t xml:space="preserve"> </w:t>
       </w:r>
       <w:r>
+        <w:rPr>
+          <w:highlight w:val="yellow"/>
+        </w:rPr>
         <w:t>dojde k vypnutí akční veličiny a ke zpětnému přepnutí dojde zase až po dosažení dolní meze regulované veličiny</w:t>
       </w:r>
       <w:r>
+        <w:rPr>
+          <w:highlight w:val="yellow"/>
+        </w:rPr>
         <w:t xml:space="preserve"> </w:t>
       </w:r>
       <m:oMath>
@@ -251,6 +336,7 @@
               <w:rPr>
                 <w:rFonts w:ascii="Cambria Math" w:hAnsi="Cambria Math"/>
                 <w:i/>
+                <w:highlight w:val="yellow"/>
               </w:rPr>
             </m:ctrlPr>
           </m:sSubPr>
@@ -258,6 +344,7 @@
             <m:r>
               <w:rPr>
                 <w:rFonts w:ascii="Cambria Math" w:hAnsi="Cambria Math"/>
+                <w:highlight w:val="yellow"/>
               </w:rPr>
               <m:t>y</m:t>
             </m:r>
@@ -266,6 +353,7 @@
             <m:r>
               <w:rPr>
                 <w:rFonts w:ascii="Cambria Math" w:hAnsi="Cambria Math"/>
+                <w:highlight w:val="yellow"/>
               </w:rPr>
               <m:t>L</m:t>
             </m:r>
@@ -273,7 +361,13 @@
         </m:sSub>
       </m:oMath>
       <w:r>
-        <w:t>. Tedy kle</w:t>
+        <w:rPr>
+          <w:highlight w:val="yellow"/>
+        </w:rPr>
+        <w:t>.</w:t>
+      </w:r>
+      <w:r>
+        <w:t xml:space="preserve"> Tedy kle</w:t>
       </w:r>
       <w:r>
         <w:t>s</w:t>
@@ -385,33 +479,44 @@
       </w:pPr>
       <w:r>
         <w:rPr>
+          <w:highlight w:val="yellow"/>
           <w:lang w:eastAsia="cs-CZ"/>
         </w:rPr>
         <w:t>Nejčastějším přístupem k řízení n</w:t>
       </w:r>
       <w:r>
         <w:rPr>
+          <w:highlight w:val="yellow"/>
           <w:lang w:eastAsia="cs-CZ"/>
         </w:rPr>
         <w:t>elineární</w:t>
       </w:r>
       <w:r>
         <w:rPr>
+          <w:highlight w:val="yellow"/>
           <w:lang w:eastAsia="cs-CZ"/>
         </w:rPr>
         <w:t xml:space="preserve">ch soustav je </w:t>
       </w:r>
       <w:r>
         <w:rPr>
+          <w:highlight w:val="yellow"/>
           <w:lang w:eastAsia="cs-CZ"/>
         </w:rPr>
         <w:t>převedení systému do lineární oblas</w:t>
       </w:r>
       <w:r>
         <w:rPr>
-          <w:lang w:eastAsia="cs-CZ"/>
-        </w:rPr>
-        <w:t>ti s využitím linearizace, a to:</w:t>
+          <w:highlight w:val="yellow"/>
+          <w:lang w:eastAsia="cs-CZ"/>
+        </w:rPr>
+        <w:t>ti s využitím linearizace</w:t>
+      </w:r>
+      <w:r>
+        <w:rPr>
+          <w:lang w:eastAsia="cs-CZ"/>
+        </w:rPr>
+        <w:t>, a to:</w:t>
       </w:r>
     </w:p>
     <w:p>
@@ -424,7 +529,20 @@
         <w:rPr>
           <w:lang w:eastAsia="cs-CZ"/>
         </w:rPr>
-        <w:t xml:space="preserve">• linearizace klasické (1. </w:t>
+        <w:t xml:space="preserve">• </w:t>
+      </w:r>
+      <w:r>
+        <w:rPr>
+          <w:highlight w:val="yellow"/>
+          <w:lang w:eastAsia="cs-CZ"/>
+        </w:rPr>
+        <w:t>linearizace klasické</w:t>
+      </w:r>
+      <w:r>
+        <w:rPr>
+          <w:lang w:eastAsia="cs-CZ"/>
+        </w:rPr>
+        <w:t xml:space="preserve"> (1. </w:t>
       </w:r>
       <w:proofErr w:type="spellStart"/>
       <w:r>
@@ -452,7 +570,40 @@
         <w:rPr>
           <w:lang w:eastAsia="cs-CZ"/>
         </w:rPr>
-        <w:t xml:space="preserve"> nelineární systém lokálně v okolí rovnovážného stavu a vycházející z intuitivní představy, že za určitých předpokladů se bude tento systém při malých odchylkách od rovnovážného stavu chovat podobně jako jeho lineární aproximace</w:t>
+        <w:t xml:space="preserve"> nelineární systém lokálně v okolí rovnovážného stavu a vycházející z intuitivní představy, že za určitých </w:t>
+      </w:r>
+      <w:r>
+        <w:rPr>
+          <w:highlight w:val="yellow"/>
+          <w:lang w:eastAsia="cs-CZ"/>
+        </w:rPr>
+        <w:t>předpokladů</w:t>
+      </w:r>
+      <w:r>
+        <w:rPr>
+          <w:lang w:eastAsia="cs-CZ"/>
+        </w:rPr>
+        <w:t xml:space="preserve"> se bude tento </w:t>
+      </w:r>
+      <w:r>
+        <w:rPr>
+          <w:highlight w:val="yellow"/>
+          <w:lang w:eastAsia="cs-CZ"/>
+        </w:rPr>
+        <w:t>systém při malých odchylkách od rovnovážného stavu</w:t>
+      </w:r>
+      <w:r>
+        <w:rPr>
+          <w:lang w:eastAsia="cs-CZ"/>
+        </w:rPr>
+        <w:t xml:space="preserve"> chovat podobně </w:t>
+      </w:r>
+      <w:r>
+        <w:rPr>
+          <w:highlight w:val="yellow"/>
+          <w:lang w:eastAsia="cs-CZ"/>
+        </w:rPr>
+        <w:t>jako jeho lineární aproximace</w:t>
       </w:r>
       <w:r>
         <w:rPr>
@@ -476,6 +627,7 @@
       <w:proofErr w:type="spellStart"/>
       <w:r>
         <w:rPr>
+          <w:highlight w:val="yellow"/>
           <w:lang w:eastAsia="cs-CZ"/>
         </w:rPr>
         <w:t>gain-scheduling</w:t>
@@ -483,18 +635,47 @@
       <w:proofErr w:type="spellEnd"/>
       <w:r>
         <w:rPr>
-          <w:lang w:eastAsia="cs-CZ"/>
-        </w:rPr>
-        <w:t xml:space="preserve"> (programované zesílení), kdy se systém linearizuje kolem většího počtu pracovních bodů, které dostatečně pokrývají pracovní oblast, a výsledný regulátor se zpravidla získá spojitou interpolací parametrů regulátorů při pohybu mezi pracovními</w:t>
-      </w:r>
-      <w:r>
-        <w:rPr>
+          <w:highlight w:val="yellow"/>
+          <w:lang w:eastAsia="cs-CZ"/>
+        </w:rPr>
+        <w:t xml:space="preserve"> (programované zesílení),</w:t>
+      </w:r>
+      <w:r>
+        <w:rPr>
+          <w:lang w:eastAsia="cs-CZ"/>
+        </w:rPr>
+        <w:t xml:space="preserve"> kdy se </w:t>
+      </w:r>
+      <w:r>
+        <w:rPr>
+          <w:highlight w:val="yellow"/>
+          <w:lang w:eastAsia="cs-CZ"/>
+        </w:rPr>
+        <w:t>systém linearizuje kolem většího počtu pracovních bodů</w:t>
+      </w:r>
+      <w:r>
+        <w:rPr>
+          <w:lang w:eastAsia="cs-CZ"/>
+        </w:rPr>
+        <w:t xml:space="preserve">, které dostatečně pokrývají pracovní oblast, a </w:t>
+      </w:r>
+      <w:r>
+        <w:rPr>
+          <w:highlight w:val="yellow"/>
+          <w:lang w:eastAsia="cs-CZ"/>
+        </w:rPr>
+        <w:t>výsledný regulátor se zpravidla získá spojitou interpolací parametrů regulátorů při pohybu mezi pracovními</w:t>
+      </w:r>
+      <w:r>
+        <w:rPr>
+          <w:highlight w:val="yellow"/>
           <w:lang w:eastAsia="cs-CZ"/>
         </w:rPr>
         <w:t xml:space="preserve"> body</w:t>
       </w:r>
       <w:r>
         <w:rPr>
+          <w:highlight w:val="yellow"/>
           <w:lang w:eastAsia="cs-CZ"/>
         </w:rPr>
         <w:t>;</w:t>
@@ -510,7 +691,33 @@
         <w:rPr>
           <w:lang w:eastAsia="cs-CZ"/>
         </w:rPr>
-        <w:t xml:space="preserve">• exaktní (zpětnovazební) linearizace, která vykompenzováním nelinearit systému jinými nelinearitami umožňuje tento systém převést </w:t>
+        <w:t xml:space="preserve">• </w:t>
+      </w:r>
+      <w:r>
+        <w:rPr>
+          <w:highlight w:val="yellow"/>
+          <w:lang w:eastAsia="cs-CZ"/>
+        </w:rPr>
+        <w:t>exaktní (zpětnovazební</w:t>
+      </w:r>
+      <w:r>
+        <w:rPr>
+          <w:lang w:eastAsia="cs-CZ"/>
+        </w:rPr>
+        <w:t xml:space="preserve">) linearizace, která </w:t>
+      </w:r>
+      <w:r>
+        <w:rPr>
+          <w:highlight w:val="yellow"/>
+          <w:lang w:eastAsia="cs-CZ"/>
+        </w:rPr>
+        <w:t>vykompenzováním nelinearit systému jinými nelinearitami umožňuje</w:t>
+      </w:r>
+      <w:r>
+        <w:rPr>
+          <w:lang w:eastAsia="cs-CZ"/>
+        </w:rPr>
+        <w:t xml:space="preserve"> tento systém převést </w:t>
       </w:r>
       <w:r>
         <w:rPr>
@@ -526,9 +733,16 @@
       </w:r>
       <w:r>
         <w:rPr>
-          <w:lang w:eastAsia="cs-CZ"/>
-        </w:rPr>
-        <w:t>v oblasti zpravidla daleko širší, než je přípustná oblast linearizac</w:t>
+          <w:highlight w:val="yellow"/>
+          <w:lang w:eastAsia="cs-CZ"/>
+        </w:rPr>
+        <w:t>v oblasti zpravidla daleko širší</w:t>
+      </w:r>
+      <w:r>
+        <w:rPr>
+          <w:lang w:eastAsia="cs-CZ"/>
+        </w:rPr>
+        <w:t>, než je přípustná oblast linearizac</w:t>
       </w:r>
       <w:r>
         <w:rPr>
@@ -551,30 +765,47 @@
       </w:r>
       <w:r>
         <w:rPr>
+          <w:highlight w:val="yellow"/>
           <w:lang w:eastAsia="cs-CZ"/>
         </w:rPr>
         <w:t>řízení</w:t>
       </w:r>
       <w:r>
         <w:rPr>
+          <w:highlight w:val="yellow"/>
           <w:lang w:eastAsia="cs-CZ"/>
         </w:rPr>
         <w:t xml:space="preserve"> </w:t>
       </w:r>
       <w:r>
         <w:rPr>
-          <w:lang w:eastAsia="cs-CZ"/>
-        </w:rPr>
-        <w:t xml:space="preserve">(stabilizace) </w:t>
-      </w:r>
-      <w:r>
-        <w:rPr>
-          <w:lang w:eastAsia="cs-CZ"/>
-        </w:rPr>
-        <w:t>stavovým časově proměnným zpětnovazebním regulátorem</w:t>
-      </w:r>
-      <w:r>
-        <w:rPr>
+          <w:highlight w:val="yellow"/>
+          <w:lang w:eastAsia="cs-CZ"/>
+        </w:rPr>
+        <w:t>(stabilizace</w:t>
+      </w:r>
+      <w:r>
+        <w:rPr>
+          <w:lang w:eastAsia="cs-CZ"/>
+        </w:rPr>
+        <w:t xml:space="preserve">) </w:t>
+      </w:r>
+      <w:r>
+        <w:rPr>
+          <w:lang w:eastAsia="cs-CZ"/>
+        </w:rPr>
+        <w:t xml:space="preserve">stavovým časově proměnným zpětnovazebním </w:t>
+      </w:r>
+      <w:r>
+        <w:rPr>
+          <w:highlight w:val="yellow"/>
+          <w:lang w:eastAsia="cs-CZ"/>
+        </w:rPr>
+        <w:t>regulátorem</w:t>
+      </w:r>
+      <w:r>
+        <w:rPr>
+          <w:highlight w:val="yellow"/>
           <w:lang w:eastAsia="cs-CZ"/>
         </w:rPr>
         <w:t xml:space="preserve"> </w:t>
@@ -586,6 +817,7 @@
           </m:rPr>
           <w:rPr>
             <w:rFonts w:ascii="Cambria Math" w:hAnsi="Cambria Math"/>
+            <w:highlight w:val="yellow"/>
             <w:lang w:eastAsia="cs-CZ"/>
           </w:rPr>
           <m:t>K</m:t>
@@ -593,6 +825,7 @@
         <m:r>
           <w:rPr>
             <w:rFonts w:ascii="Cambria Math" w:hAnsi="Cambria Math"/>
+            <w:highlight w:val="yellow"/>
             <w:lang w:eastAsia="cs-CZ"/>
           </w:rPr>
           <m:t>(t)</m:t>
@@ -601,12 +834,14 @@
       <w:r>
         <w:rPr>
           <w:rFonts w:eastAsiaTheme="minorEastAsia"/>
+          <w:highlight w:val="yellow"/>
           <w:lang w:eastAsia="cs-CZ"/>
         </w:rPr>
         <w:t xml:space="preserve"> </w:t>
       </w:r>
       <w:r>
         <w:rPr>
+          <w:highlight w:val="yellow"/>
           <w:lang w:eastAsia="cs-CZ"/>
         </w:rPr>
         <w:t xml:space="preserve">podél referenční trajektorie </w:t>
@@ -618,6 +853,7 @@
               <w:rPr>
                 <w:rFonts w:ascii="Cambria Math" w:hAnsi="Cambria Math"/>
                 <w:i/>
+                <w:highlight w:val="yellow"/>
                 <w:lang w:eastAsia="cs-CZ"/>
               </w:rPr>
             </m:ctrlPr>
@@ -629,6 +865,7 @@
               </m:rPr>
               <w:rPr>
                 <w:rFonts w:ascii="Cambria Math" w:hAnsi="Cambria Math"/>
+                <w:highlight w:val="yellow"/>
                 <w:lang w:eastAsia="cs-CZ"/>
               </w:rPr>
               <m:t>x</m:t>
@@ -638,6 +875,7 @@
             <m:r>
               <w:rPr>
                 <w:rFonts w:ascii="Cambria Math" w:hAnsi="Cambria Math"/>
+                <w:highlight w:val="yellow"/>
                 <w:lang w:eastAsia="cs-CZ"/>
               </w:rPr>
               <m:t>ref</m:t>
@@ -647,6 +885,7 @@
         <m:r>
           <w:rPr>
             <w:rFonts w:ascii="Cambria Math" w:hAnsi="Cambria Math"/>
+            <w:highlight w:val="yellow"/>
             <w:lang w:eastAsia="cs-CZ"/>
           </w:rPr>
           <m:t>(t)</m:t>
@@ -714,6 +953,7 @@
       <w:r>
         <w:rPr>
           <w:rFonts w:eastAsiaTheme="minorEastAsia"/>
+          <w:highlight w:val="yellow"/>
           <w:lang w:eastAsia="cs-CZ"/>
         </w:rPr>
         <w:t xml:space="preserve">zpětnovazební regulátor pak jen kompenzuje případné odchylky </w:t>
@@ -722,6 +962,7 @@
         <m:r>
           <w:rPr>
             <w:rFonts w:ascii="Cambria Math" w:eastAsiaTheme="minorEastAsia" w:hAnsi="Cambria Math"/>
+            <w:highlight w:val="yellow"/>
             <w:lang w:eastAsia="cs-CZ"/>
           </w:rPr>
           <m:t>∆</m:t>
@@ -732,6 +973,7 @@
           </m:rPr>
           <w:rPr>
             <w:rFonts w:ascii="Cambria Math" w:eastAsiaTheme="minorEastAsia" w:hAnsi="Cambria Math"/>
+            <w:highlight w:val="yellow"/>
             <w:lang w:eastAsia="cs-CZ"/>
           </w:rPr>
           <m:t>x</m:t>
@@ -739,9 +981,17 @@
         <m:r>
           <w:rPr>
             <w:rFonts w:ascii="Cambria Math" w:eastAsiaTheme="minorEastAsia" w:hAnsi="Cambria Math"/>
+            <w:highlight w:val="yellow"/>
             <w:lang w:eastAsia="cs-CZ"/>
           </w:rPr>
-          <m:t>(t)</m:t>
+          <m:t>(t</m:t>
+        </m:r>
+        <m:r>
+          <w:rPr>
+            <w:rFonts w:ascii="Cambria Math" w:eastAsiaTheme="minorEastAsia" w:hAnsi="Cambria Math"/>
+            <w:lang w:eastAsia="cs-CZ"/>
+          </w:rPr>
+          <m:t>)</m:t>
         </m:r>
       </m:oMath>
       <w:r>
@@ -755,6 +1005,7 @@
         <m:r>
           <w:rPr>
             <w:rFonts w:ascii="Cambria Math" w:eastAsiaTheme="minorEastAsia" w:hAnsi="Cambria Math"/>
+            <w:highlight w:val="yellow"/>
             <w:lang w:eastAsia="cs-CZ"/>
           </w:rPr>
           <m:t>∆</m:t>
@@ -765,6 +1016,7 @@
           </m:rPr>
           <w:rPr>
             <w:rFonts w:ascii="Cambria Math" w:eastAsiaTheme="minorEastAsia" w:hAnsi="Cambria Math"/>
+            <w:highlight w:val="yellow"/>
             <w:lang w:eastAsia="cs-CZ"/>
           </w:rPr>
           <m:t>x</m:t>
@@ -772,6 +1024,7 @@
         <m:r>
           <w:rPr>
             <w:rFonts w:ascii="Cambria Math" w:eastAsiaTheme="minorEastAsia" w:hAnsi="Cambria Math"/>
+            <w:highlight w:val="yellow"/>
             <w:lang w:eastAsia="cs-CZ"/>
           </w:rPr>
           <m:t>(t)</m:t>
@@ -780,9 +1033,17 @@
       <w:r>
         <w:rPr>
           <w:rFonts w:eastAsiaTheme="minorEastAsia"/>
-          <w:lang w:eastAsia="cs-CZ"/>
-        </w:rPr>
-        <w:t xml:space="preserve"> směřovalo k nule, systém je linearizován v každém bodě referenční </w:t>
+          <w:highlight w:val="yellow"/>
+          <w:lang w:eastAsia="cs-CZ"/>
+        </w:rPr>
+        <w:t xml:space="preserve"> směřovalo k nule</w:t>
+      </w:r>
+      <w:r>
+        <w:rPr>
+          <w:rFonts w:eastAsiaTheme="minorEastAsia"/>
+          <w:lang w:eastAsia="cs-CZ"/>
+        </w:rPr>
+        <w:t xml:space="preserve">, systém je linearizován v každém bodě referenční </w:t>
       </w:r>
       <w:r>
         <w:rPr>
@@ -1109,7 +1370,21 @@
         <w:rPr>
           <w:lang w:eastAsia="cs-CZ"/>
         </w:rPr>
-        <w:t xml:space="preserve">) -  je </w:t>
+        <w:t xml:space="preserve">) </w:t>
+      </w:r>
+      <w:proofErr w:type="gramStart"/>
+      <w:r>
+        <w:rPr>
+          <w:lang w:eastAsia="cs-CZ"/>
+        </w:rPr>
+        <w:t>-  je</w:t>
+      </w:r>
+      <w:proofErr w:type="gramEnd"/>
+      <w:r>
+        <w:rPr>
+          <w:lang w:eastAsia="cs-CZ"/>
+        </w:rPr>
+        <w:t xml:space="preserve"> </w:t>
       </w:r>
       <w:r>
         <w:rPr>
@@ -1525,7 +1800,23 @@
           <w:rFonts w:eastAsiaTheme="minorEastAsia"/>
           <w:lang w:eastAsia="cs-CZ"/>
         </w:rPr>
-        <w:t>. Pro t &gt; t</w:t>
+        <w:t xml:space="preserve">. Pro </w:t>
+      </w:r>
+      <w:proofErr w:type="gramStart"/>
+      <w:r>
+        <w:rPr>
+          <w:rFonts w:eastAsiaTheme="minorEastAsia"/>
+          <w:lang w:eastAsia="cs-CZ"/>
+        </w:rPr>
+        <w:t>t &gt;</w:t>
+      </w:r>
+      <w:proofErr w:type="gramEnd"/>
+      <w:r>
+        <w:rPr>
+          <w:rFonts w:eastAsiaTheme="minorEastAsia"/>
+          <w:lang w:eastAsia="cs-CZ"/>
+        </w:rPr>
+        <w:t xml:space="preserve"> t</w:t>
       </w:r>
       <w:r>
         <w:rPr>
@@ -3861,11 +4152,19 @@
         <w:pStyle w:val="Nadpis2"/>
       </w:pPr>
       <w:r>
-        <w:t xml:space="preserve">Plánování zesílení - </w:t>
+        <w:t xml:space="preserve">Plánování </w:t>
+      </w:r>
+      <w:proofErr w:type="gramStart"/>
+      <w:r>
+        <w:t xml:space="preserve">zesílení - </w:t>
       </w:r>
       <w:proofErr w:type="spellStart"/>
       <w:r>
-        <w:t>Gain-S</w:t>
+        <w:t>Gain</w:t>
+      </w:r>
+      <w:proofErr w:type="gramEnd"/>
+      <w:r>
+        <w:t>-S</w:t>
       </w:r>
       <w:r>
         <w:t>c</w:t>
@@ -4555,7 +4854,25 @@
           <w:iCs/>
           <w:color w:val="020202"/>
         </w:rPr>
-        <w:t xml:space="preserve"> . Složky P,I,D se mění v závislosti na určitých veličinách.</w:t>
+        <w:t xml:space="preserve"> . Složky </w:t>
+      </w:r>
+      <w:proofErr w:type="gramStart"/>
+      <w:r>
+        <w:rPr>
+          <w:rFonts w:eastAsiaTheme="minorEastAsia"/>
+          <w:iCs/>
+          <w:color w:val="020202"/>
+        </w:rPr>
+        <w:t>P,I</w:t>
+      </w:r>
+      <w:proofErr w:type="gramEnd"/>
+      <w:r>
+        <w:rPr>
+          <w:rFonts w:eastAsiaTheme="minorEastAsia"/>
+          <w:iCs/>
+          <w:color w:val="020202"/>
+        </w:rPr>
+        <w:t>,D se mění v závislosti na určitých veličinách.</w:t>
       </w:r>
       <w:r>
         <w:rPr>
@@ -4703,7 +5020,21 @@
         <w:rPr>
           <w:rFonts w:eastAsiaTheme="minorEastAsia"/>
         </w:rPr>
-        <w:t>Poznámka: takový systém nazýváme afinní, neboli lineární ve vstupu.</w:t>
+        <w:t xml:space="preserve">Poznámka: takový systém nazýváme </w:t>
+      </w:r>
+      <w:proofErr w:type="gramStart"/>
+      <w:r>
+        <w:rPr>
+          <w:rFonts w:eastAsiaTheme="minorEastAsia"/>
+        </w:rPr>
+        <w:t>afinní,</w:t>
+      </w:r>
+      <w:proofErr w:type="gramEnd"/>
+      <w:r>
+        <w:rPr>
+          <w:rFonts w:eastAsiaTheme="minorEastAsia"/>
+        </w:rPr>
+        <w:t xml:space="preserve"> neboli lineární ve vstupu.</w:t>
       </w:r>
     </w:p>
     <w:p>
